--- a/Callum Wyndham - User Interface Programming - Project Research Workbook.docx
+++ b/Callum Wyndham - User Interface Programming - Project Research Workbook.docx
@@ -234,7 +234,37 @@
               <w:t>rd</w:t>
             </w:r>
             <w:r>
-              <w:t xml:space="preserve"> person platformer where you must make it across multiple levels collecting trophies without losing all your health in one. If you die, you restart the game.</w:t>
+              <w:t xml:space="preserve"> person platformer where </w:t>
+            </w:r>
+            <w:r>
+              <w:t>the player</w:t>
+            </w:r>
+            <w:r>
+              <w:t xml:space="preserve"> must make</w:t>
+            </w:r>
+            <w:r>
+              <w:t xml:space="preserve"> their way</w:t>
+            </w:r>
+            <w:r>
+              <w:t xml:space="preserve"> across multiple levels collecting trophies without losing all </w:t>
+            </w:r>
+            <w:r>
+              <w:t>their</w:t>
+            </w:r>
+            <w:r>
+              <w:t xml:space="preserve"> health in one. If </w:t>
+            </w:r>
+            <w:r>
+              <w:t>they</w:t>
+            </w:r>
+            <w:r>
+              <w:t xml:space="preserve"> die, </w:t>
+            </w:r>
+            <w:r>
+              <w:t>they</w:t>
+            </w:r>
+            <w:r>
+              <w:t xml:space="preserve"> restart the game.</w:t>
             </w:r>
           </w:p>
           <w:p/>
@@ -618,6 +648,11 @@
             <w:tcW w:w="9016" w:type="dxa"/>
           </w:tcPr>
           <w:p/>
+          <w:p>
+            <w:r>
+              <w:t>Usually, GUI is described within the User Interface section of game design documents, and usually each element of it is described in at least enough detail to understand what it does or why it’s there. If not, much information is given or if the designers want to give a better idea of what they want it to look like, they can draw mock-ups of what they imagine it looking like in game. Flow charts might also be used if they want to show how the element works.</w:t>
+            </w:r>
+          </w:p>
           <w:p/>
           <w:p/>
         </w:tc>
@@ -2114,6 +2149,7 @@
   <w:style w:type="character" w:default="1" w:styleId="DefaultParagraphFont">
     <w:name w:val="Default Paragraph Font"/>
     <w:uiPriority w:val="1"/>
+    <w:semiHidden/>
     <w:unhideWhenUsed/>
   </w:style>
   <w:style w:type="table" w:default="1" w:styleId="TableNormal">

--- a/Callum Wyndham - User Interface Programming - Project Research Workbook.docx
+++ b/Callum Wyndham - User Interface Programming - Project Research Workbook.docx
@@ -330,12 +330,55 @@
             <w:tcW w:w="9016" w:type="dxa"/>
           </w:tcPr>
           <w:p/>
-          <w:p/>
-          <w:p/>
-          <w:p/>
-          <w:p/>
-          <w:p/>
-          <w:p/>
+          <w:p>
+            <w:r>
+              <w:t xml:space="preserve">The main guideline I will follow is the ESPN Rating Guidelines (Found </w:t>
+            </w:r>
+            <w:hyperlink r:id="rId8" w:history="1">
+              <w:r>
+                <w:rPr>
+                  <w:rStyle w:val="Hyperlink"/>
+                </w:rPr>
+                <w:t>H</w:t>
+              </w:r>
+              <w:r>
+                <w:rPr>
+                  <w:rStyle w:val="Hyperlink"/>
+                </w:rPr>
+                <w:t>e</w:t>
+              </w:r>
+              <w:r>
+                <w:rPr>
+                  <w:rStyle w:val="Hyperlink"/>
+                </w:rPr>
+                <w:t>re</w:t>
+              </w:r>
+            </w:hyperlink>
+            <w:r>
+              <w:t xml:space="preserve">). I will aim for the game to fit into the suitable for the all ages category. </w:t>
+            </w:r>
+            <w:r>
+              <w:t>There will be minimum violence in the game, as t</w:t>
+            </w:r>
+            <w:r>
+              <w:t xml:space="preserve">he only form of violence found in </w:t>
+            </w:r>
+            <w:r>
+              <w:t>it</w:t>
+            </w:r>
+            <w:r>
+              <w:t xml:space="preserve"> will be from landing on spikes, which would classify as mild cartoon or fantasy violence,</w:t>
+            </w:r>
+            <w:r>
+              <w:t xml:space="preserve"> and there will be no blood either. </w:t>
+            </w:r>
+            <w:r>
+              <w:t xml:space="preserve"> </w:t>
+            </w:r>
+            <w:r>
+              <w:t>There won’t be any voice lines from any characters, so there is no need to worry about use of language. Since this is pretty much all there is to worry about in the game, it can safely be classified as suitable for all ages.</w:t>
+            </w:r>
+          </w:p>
           <w:p/>
         </w:tc>
       </w:tr>
@@ -420,7 +463,7 @@
                           </pic:cNvPicPr>
                         </pic:nvPicPr>
                         <pic:blipFill>
-                          <a:blip r:embed="rId8">
+                          <a:blip r:embed="rId9">
                             <a:extLst>
                               <a:ext uri="{28A0092B-C50C-407E-A947-70E740481C1C}">
                                 <a14:useLocalDpi xmlns:a14="http://schemas.microsoft.com/office/drawing/2010/main" val="0"/>
@@ -664,10 +707,10 @@
       </w:pPr>
     </w:p>
     <w:sectPr>
-      <w:headerReference w:type="even" r:id="rId9"/>
-      <w:headerReference w:type="default" r:id="rId10"/>
-      <w:footerReference w:type="default" r:id="rId11"/>
-      <w:headerReference w:type="first" r:id="rId12"/>
+      <w:headerReference w:type="even" r:id="rId10"/>
+      <w:headerReference w:type="default" r:id="rId11"/>
+      <w:footerReference w:type="default" r:id="rId12"/>
+      <w:headerReference w:type="first" r:id="rId13"/>
       <w:pgSz w:w="11906" w:h="16838"/>
       <w:pgMar w:top="1440" w:right="1440" w:bottom="1440" w:left="1440" w:header="170" w:footer="708" w:gutter="0"/>
       <w:cols w:space="708"/>
@@ -2651,6 +2694,41 @@
       </w:tblBorders>
     </w:tblPr>
   </w:style>
+  <w:style w:type="character" w:styleId="Hyperlink">
+    <w:name w:val="Hyperlink"/>
+    <w:basedOn w:val="DefaultParagraphFont"/>
+    <w:uiPriority w:val="99"/>
+    <w:unhideWhenUsed/>
+    <w:rsid w:val="00047809"/>
+    <w:rPr>
+      <w:color w:val="0000FF" w:themeColor="hyperlink"/>
+      <w:u w:val="single"/>
+    </w:rPr>
+  </w:style>
+  <w:style w:type="character" w:styleId="UnresolvedMention">
+    <w:name w:val="Unresolved Mention"/>
+    <w:basedOn w:val="DefaultParagraphFont"/>
+    <w:uiPriority w:val="99"/>
+    <w:semiHidden/>
+    <w:unhideWhenUsed/>
+    <w:rsid w:val="00047809"/>
+    <w:rPr>
+      <w:color w:val="605E5C"/>
+      <w:shd w:val="clear" w:color="auto" w:fill="E1DFDD"/>
+    </w:rPr>
+  </w:style>
+  <w:style w:type="character" w:styleId="FollowedHyperlink">
+    <w:name w:val="FollowedHyperlink"/>
+    <w:basedOn w:val="DefaultParagraphFont"/>
+    <w:uiPriority w:val="99"/>
+    <w:semiHidden/>
+    <w:unhideWhenUsed/>
+    <w:rsid w:val="00047809"/>
+    <w:rPr>
+      <w:color w:val="800080" w:themeColor="followedHyperlink"/>
+      <w:u w:val="single"/>
+    </w:rPr>
+  </w:style>
 </w:styles>
 </file>
 

--- a/Callum Wyndham - User Interface Programming - Project Research Workbook.docx
+++ b/Callum Wyndham - User Interface Programming - Project Research Workbook.docx
@@ -339,19 +339,7 @@
                 <w:rPr>
                   <w:rStyle w:val="Hyperlink"/>
                 </w:rPr>
-                <w:t>H</w:t>
-              </w:r>
-              <w:r>
-                <w:rPr>
-                  <w:rStyle w:val="Hyperlink"/>
-                </w:rPr>
-                <w:t>e</w:t>
-              </w:r>
-              <w:r>
-                <w:rPr>
-                  <w:rStyle w:val="Hyperlink"/>
-                </w:rPr>
-                <w:t>re</w:t>
+                <w:t>Here</w:t>
               </w:r>
             </w:hyperlink>
             <w:r>
@@ -439,7 +427,22 @@
           <w:p/>
           <w:p>
             <w:r>
-              <w:t>The only GUI featured in the game will be for the HUD, which will show the player’s health, trophies collected in the current run and total amount of deaths.</w:t>
+              <w:t>The only GUI feature</w:t>
+            </w:r>
+            <w:r>
+              <w:t>s</w:t>
+            </w:r>
+            <w:r>
+              <w:t xml:space="preserve"> in the game will be for the </w:t>
+            </w:r>
+            <w:r>
+              <w:t>HUD,</w:t>
+            </w:r>
+            <w:r>
+              <w:t xml:space="preserve"> which will show the player’s health, trophies collected in the current run and total amount of deaths</w:t>
+            </w:r>
+            <w:r>
+              <w:t>, and for the Menu, which will just allow the player to either start the game or quit.</w:t>
             </w:r>
             <w:r>
               <w:rPr>
@@ -495,20 +498,113 @@
               </w:drawing>
             </w:r>
           </w:p>
-          <w:p/>
           <w:p>
-            <w:r>
-              <w:t xml:space="preserve">When the player falls and lands on spikes below the platforms, the health bar in the top right will go down a little bit. </w:t>
+            <w:pPr>
+              <w:rPr>
+                <w:b/>
+                <w:bCs/>
+              </w:rPr>
+            </w:pPr>
+            <w:r>
+              <w:rPr>
+                <w:b/>
+                <w:bCs/>
+              </w:rPr>
+              <w:t>HUD:</w:t>
             </w:r>
           </w:p>
           <w:p>
             <w:r>
-              <w:t>When the player makes it to the end of the level and touches the gold trophy, the trophy count in the top left will increase by one, and the player will be transported to the next level, and their health will be reset.</w:t>
+              <w:t xml:space="preserve">When the player falls and lands on spikes below the platforms, the health bar in the top right will go down a little bit. </w:t>
             </w:r>
           </w:p>
           <w:p>
             <w:r>
+              <w:t>When the player makes it to the end of the level and touches the gold trophy, the trophy count in the top left will increase by one, and the player will be transported to the next level, and their health will be reset.</w:t>
+            </w:r>
+          </w:p>
+          <w:p>
+            <w:r>
               <w:t>When the player loses all their health, a death will be added to the death counter in the top middle of the screen, they will be transported back to the first level, and their trophy count and health will be reset.</w:t>
+            </w:r>
+          </w:p>
+          <w:p>
+            <w:r>
+              <w:rPr>
+                <w:noProof/>
+              </w:rPr>
+              <w:lastRenderedPageBreak/>
+              <w:drawing>
+                <wp:inline distT="0" distB="0" distL="0" distR="0" wp14:anchorId="6836F5AF" wp14:editId="5E489E3B">
+                  <wp:extent cx="5351228" cy="3009769"/>
+                  <wp:effectExtent l="0" t="0" r="1905" b="635"/>
+                  <wp:docPr id="528789818" name="Picture 2"/>
+                  <wp:cNvGraphicFramePr>
+                    <a:graphicFrameLocks xmlns:a="http://schemas.openxmlformats.org/drawingml/2006/main" noChangeAspect="1"/>
+                  </wp:cNvGraphicFramePr>
+                  <a:graphic xmlns:a="http://schemas.openxmlformats.org/drawingml/2006/main">
+                    <a:graphicData uri="http://schemas.openxmlformats.org/drawingml/2006/picture">
+                      <pic:pic xmlns:pic="http://schemas.openxmlformats.org/drawingml/2006/picture">
+                        <pic:nvPicPr>
+                          <pic:cNvPr id="0" name="Picture 1"/>
+                          <pic:cNvPicPr>
+                            <a:picLocks noChangeAspect="1" noChangeArrowheads="1"/>
+                          </pic:cNvPicPr>
+                        </pic:nvPicPr>
+                        <pic:blipFill>
+                          <a:blip r:embed="rId10">
+                            <a:extLst>
+                              <a:ext uri="{28A0092B-C50C-407E-A947-70E740481C1C}">
+                                <a14:useLocalDpi xmlns:a14="http://schemas.microsoft.com/office/drawing/2010/main" val="0"/>
+                              </a:ext>
+                            </a:extLst>
+                          </a:blip>
+                          <a:srcRect/>
+                          <a:stretch>
+                            <a:fillRect/>
+                          </a:stretch>
+                        </pic:blipFill>
+                        <pic:spPr bwMode="auto">
+                          <a:xfrm>
+                            <a:off x="0" y="0"/>
+                            <a:ext cx="5361437" cy="3015511"/>
+                          </a:xfrm>
+                          <a:prstGeom prst="rect">
+                            <a:avLst/>
+                          </a:prstGeom>
+                          <a:noFill/>
+                          <a:ln>
+                            <a:noFill/>
+                          </a:ln>
+                        </pic:spPr>
+                      </pic:pic>
+                    </a:graphicData>
+                  </a:graphic>
+                </wp:inline>
+              </w:drawing>
+            </w:r>
+          </w:p>
+          <w:p>
+            <w:pPr>
+              <w:rPr>
+                <w:b/>
+                <w:bCs/>
+              </w:rPr>
+            </w:pPr>
+            <w:r>
+              <w:rPr>
+                <w:b/>
+                <w:bCs/>
+              </w:rPr>
+              <w:t>Menu:</w:t>
+            </w:r>
+          </w:p>
+          <w:p>
+            <w:r>
+              <w:t>The</w:t>
+            </w:r>
+            <w:r>
+              <w:t xml:space="preserve"> menu will just have the game title in the top centre of the screen, a play button right under the title which just takes the player to the game, and a quit button that closes the application.</w:t>
             </w:r>
           </w:p>
           <w:p/>
@@ -707,10 +803,10 @@
       </w:pPr>
     </w:p>
     <w:sectPr>
-      <w:headerReference w:type="even" r:id="rId10"/>
-      <w:headerReference w:type="default" r:id="rId11"/>
-      <w:footerReference w:type="default" r:id="rId12"/>
-      <w:headerReference w:type="first" r:id="rId13"/>
+      <w:headerReference w:type="even" r:id="rId11"/>
+      <w:headerReference w:type="default" r:id="rId12"/>
+      <w:footerReference w:type="default" r:id="rId13"/>
+      <w:headerReference w:type="first" r:id="rId14"/>
       <w:pgSz w:w="11906" w:h="16838"/>
       <w:pgMar w:top="1440" w:right="1440" w:bottom="1440" w:left="1440" w:header="170" w:footer="708" w:gutter="0"/>
       <w:cols w:space="708"/>
